--- a/DOCUMENTS/docs/LICENSEE_ADMIN_GUIDE.docx
+++ b/DOCUMENTS/docs/LICENSEE_ADMIN_GUIDE.docx
@@ -8,7 +8,7 @@
         <w:spacing w:before="240" w:after="120"/>
       </w:pPr>
       <w:r>
-        <w:t xml:space="preserve">AuthenticQR (MSCQR) Licensee Admin User Manual</w:t>
+        <w:t xml:space="preserve">MSCQR Licensee Admin User Manual</w:t>
       </w:r>
     </w:p>
     <w:p>

--- a/DOCUMENTS/docs/LICENSEE_ADMIN_GUIDE.docx
+++ b/DOCUMENTS/docs/LICENSEE_ADMIN_GUIDE.docx
@@ -1848,7 +1848,31 @@
         <w:spacing w:after="60"/>
       </w:pPr>
       <w:r>
-        <w:t xml:space="preserve">6. If the user cannot find the email, ask Super Admin to verify delivery settings or resend the invite later.</w:t>
+        <w:t xml:space="preserve">6. The invite email now includes both:</w:t>
+      </w:r>
+    </w:p>
+    <w:p>
+      <w:pPr>
+        <w:spacing w:after="80"/>
+      </w:pPr>
+      <w:r>
+        <w:t xml:space="preserve">the password activation link</w:t>
+      </w:r>
+    </w:p>
+    <w:p>
+      <w:pPr>
+        <w:spacing w:after="80"/>
+      </w:pPr>
+      <w:r>
+        <w:t xml:space="preserve">and the Install Connector page for Mac and Windows</w:t>
+      </w:r>
+    </w:p>
+    <w:p>
+      <w:pPr>
+        <w:spacing w:after="60"/>
+      </w:pPr>
+      <w:r>
+        <w:t xml:space="preserve">7. If the user cannot find the email, ask Super Admin to verify delivery settings or resend the invite later.</w:t>
       </w:r>
     </w:p>
     <w:p>
